--- a/personalU/product/n.docx
+++ b/personalU/product/n.docx
@@ -60,14 +60,251 @@
               <wp:anchor allowOverlap="1" behindDoc="0" distB="0" distT="0" distL="0" distR="0" hidden="0" layoutInCell="1" locked="0" relativeHeight="0" simplePos="0">
                 <wp:simplePos x="0" y="0"/>
                 <wp:positionH relativeFrom="column">
-                  <wp:posOffset>5429250</wp:posOffset>
+                  <wp:posOffset>5424488</wp:posOffset>
                 </wp:positionH>
                 <wp:positionV relativeFrom="paragraph">
-                  <wp:posOffset>1038225</wp:posOffset>
+                  <wp:posOffset>1033463</wp:posOffset>
                 </wp:positionV>
-                <wp:extent cx="1166495" cy="208641"/>
+                <wp:extent cx="1176020" cy="218166"/>
                 <wp:effectExtent b="0" l="0" r="0" t="0"/>
                 <wp:wrapSquare wrapText="bothSides" distB="0" distT="0" distL="0" distR="0"/>
+                <wp:docPr id="2" name=""/>
+                <a:graphic>
+                  <a:graphicData uri="http://schemas.microsoft.com/office/word/2010/wordprocessingShape">
+                    <wps:wsp>
+                      <wps:cNvSpPr/>
+                      <wps:cNvPr id="3" name="Shape 3"/>
+                      <wps:spPr>
+                        <a:xfrm>
+                          <a:off x="4767840" y="3682800"/>
+                          <a:ext cx="1156320" cy="194400"/>
+                        </a:xfrm>
+                        <a:prstGeom prst="rect">
+                          <a:avLst/>
+                        </a:prstGeom>
+                        <a:noFill/>
+                        <a:ln>
+                          <a:noFill/>
+                        </a:ln>
+                      </wps:spPr>
+                      <wps:txbx>
+                        <w:txbxContent>
+                          <w:p>
+                            <w:pPr>
+                              <w:spacing w:after="0" w:before="0" w:line="240"/>
+                              <w:ind w:left="0" w:right="0" w:firstLine="0"/>
+                              <w:jc w:val="left"/>
+                              <w:textDirection w:val="btLr"/>
+                            </w:pPr>
+                            <w:r>
+                              <w:rPr>
+                                <w:rFonts w:ascii="Calibri" w:cs="Calibri" w:eastAsia="Calibri" w:hAnsi="Calibri"/>
+                                <w:b w:val="0"/>
+                                <w:i w:val="0"/>
+                                <w:smallCaps w:val="0"/>
+                                <w:strike w:val="0"/>
+                                <w:color w:val="000000"/>
+                                <w:sz w:val="24"/>
+                                <w:vertAlign w:val="baseline"/>
+                              </w:rPr>
+                              <w:t xml:space="preserve">圖一⬇</w:t>
+                            </w:r>
+                          </w:p>
+                        </w:txbxContent>
+                      </wps:txbx>
+                      <wps:bodyPr anchorCtr="0" anchor="t" bIns="0" lIns="0" spcFirstLastPara="1" rIns="0" wrap="square" tIns="0">
+                        <a:noAutofit/>
+                      </wps:bodyPr>
+                    </wps:wsp>
+                  </a:graphicData>
+                </a:graphic>
+              </wp:anchor>
+            </w:drawing>
+          </mc:Choice>
+          <mc:Fallback>
+            <w:drawing>
+              <wp:anchor allowOverlap="1" behindDoc="0" distB="0" distT="0" distL="0" distR="0" hidden="0" layoutInCell="1" locked="0" relativeHeight="0" simplePos="0">
+                <wp:simplePos x="0" y="0"/>
+                <wp:positionH relativeFrom="column">
+                  <wp:posOffset>5424488</wp:posOffset>
+                </wp:positionH>
+                <wp:positionV relativeFrom="paragraph">
+                  <wp:posOffset>1033463</wp:posOffset>
+                </wp:positionV>
+                <wp:extent cx="1176020" cy="218166"/>
+                <wp:effectExtent b="0" l="0" r="0" t="0"/>
+                <wp:wrapSquare wrapText="bothSides" distB="0" distT="0" distL="0" distR="0"/>
+                <wp:docPr id="2" name="image5.png"/>
+                <a:graphic>
+                  <a:graphicData uri="http://schemas.openxmlformats.org/drawingml/2006/picture">
+                    <pic:pic>
+                      <pic:nvPicPr>
+                        <pic:cNvPr id="0" name="image5.png"/>
+                        <pic:cNvPicPr preferRelativeResize="0"/>
+                      </pic:nvPicPr>
+                      <pic:blipFill>
+                        <a:blip r:embed="rId6"/>
+                        <a:srcRect/>
+                        <a:stretch>
+                          <a:fillRect/>
+                        </a:stretch>
+                      </pic:blipFill>
+                      <pic:spPr>
+                        <a:xfrm>
+                          <a:off x="0" y="0"/>
+                          <a:ext cx="1176020" cy="218166"/>
+                        </a:xfrm>
+                        <a:prstGeom prst="rect"/>
+                        <a:ln/>
+                      </pic:spPr>
+                    </pic:pic>
+                  </a:graphicData>
+                </a:graphic>
+              </wp:anchor>
+            </w:drawing>
+          </mc:Fallback>
+        </mc:AlternateContent>
+      </w:r>
+      <w:r>
+        <w:drawing>
+          <wp:anchor allowOverlap="1" behindDoc="0" distB="114300" distT="114300" distL="114300" distR="114300" hidden="0" layoutInCell="1" locked="0" relativeHeight="0" simplePos="0">
+            <wp:simplePos x="0" y="0"/>
+            <wp:positionH relativeFrom="column">
+              <wp:posOffset>5038725</wp:posOffset>
+            </wp:positionH>
+            <wp:positionV relativeFrom="paragraph">
+              <wp:posOffset>1390650</wp:posOffset>
+            </wp:positionV>
+            <wp:extent cx="1325218" cy="3904298"/>
+            <wp:effectExtent b="0" l="0" r="0" t="0"/>
+            <wp:wrapSquare wrapText="bothSides" distB="114300" distT="114300" distL="114300" distR="114300"/>
+            <wp:docPr id="4" name="image2.png"/>
+            <a:graphic>
+              <a:graphicData uri="http://schemas.openxmlformats.org/drawingml/2006/picture">
+                <pic:pic>
+                  <pic:nvPicPr>
+                    <pic:cNvPr id="0" name="image2.png"/>
+                    <pic:cNvPicPr preferRelativeResize="0"/>
+                  </pic:nvPicPr>
+                  <pic:blipFill>
+                    <a:blip r:embed="rId7"/>
+                    <a:srcRect b="0" l="0" r="0" t="0"/>
+                    <a:stretch>
+                      <a:fillRect/>
+                    </a:stretch>
+                  </pic:blipFill>
+                  <pic:spPr>
+                    <a:xfrm>
+                      <a:off x="0" y="0"/>
+                      <a:ext cx="1325218" cy="3904298"/>
+                    </a:xfrm>
+                    <a:prstGeom prst="rect"/>
+                    <a:ln/>
+                  </pic:spPr>
+                </pic:pic>
+              </a:graphicData>
+            </a:graphic>
+          </wp:anchor>
+        </w:drawing>
+      </w:r>
+    </w:p>
+    <w:p>
+      <w:pPr>
+        <w:spacing w:after="240" w:before="240" w:line="276" w:lineRule="auto"/>
+        <w:rPr>
+          <w:b w:val="1"/>
+          <w:bCs w:val="1"/>
+        </w:rPr>
+      </w:pPr>
+      <w:r>
+        <w:rPr>
+          <w:b w:val="1"/>
+          <w:bCs w:val="1"/>
+          <w:rtl w:val="0"/>
+        </w:rPr>
+        <w:t xml:space="preserve">團隊實戰：pygame 專案與電算社</w:t>
+      </w:r>
+    </w:p>
+    <w:p>
+      <w:pPr>
+        <w:spacing w:after="240" w:before="240" w:line="276" w:lineRule="auto"/>
+        <w:rPr/>
+      </w:pPr>
+      <w:r>
+        <w:rPr>
+          <w:rtl w:val="0"/>
+        </w:rPr>
+        <w:t xml:space="preserve">高一加入電算社，隔年寒假參與社團靜態展製作。當時我們團隊被要求以 pygame 為 framework 開發一款小型遊戲作為社團代表作品。我擔任組長並主導整體架構設計與核心程式開發，組員負責測試與除錯回饋。過程中最大的挑戰不是技術本身，而是團隊協作：成員對 git 協作流程不熟悉，初期便出現權限設定錯誤與程式碼衝突。因此，我發現要使團隊合作成功必須更加注重組內的溝通才能避免衝突。於是在開發時，我先建立統一的分支規範，再將任務拆分為可獨立測試的模組，最後在會議上將這些模組一一分配給各組員並且完整說明。這樣的 workflow 不但使組內的噪音大幅降低，還使這次的 project 更快地完成。這段經驗讓我理解到，真正的團隊開發能力不只是寫程式，更是把工程流程拆解到每個人都能參與的程度。後來，無論是變數命名、註解、commit message 都以「別人讀得懂」為優先。這樣，才能將自己的體悟，運用在未來的程式開發當中。（圖二：遊戲畫面）</w:t>
+      </w:r>
+    </w:p>
+    <w:p>
+      <w:pPr>
+        <w:spacing w:after="240" w:before="240" w:line="276" w:lineRule="auto"/>
+        <w:rPr>
+          <w:b w:val="1"/>
+          <w:bCs w:val="1"/>
+        </w:rPr>
+      </w:pPr>
+      <w:r>
+        <w:rPr>
+          <w:b w:val="1"/>
+          <w:bCs w:val="1"/>
+          <w:rtl w:val="0"/>
+        </w:rPr>
+        <w:t xml:space="preserve">跨領域能力與總結</w:t>
+      </w:r>
+    </w:p>
+    <w:p>
+      <w:pPr>
+        <w:spacing w:after="240" w:before="240" w:line="276" w:lineRule="auto"/>
+        <w:rPr/>
+      </w:pPr>
+      <w:r>
+        <w:rPr>
+          <w:rtl w:val="0"/>
+        </w:rPr>
+        <w:t xml:space="preserve">在技術學習之外，我也重視語言作為工具的實際應用。我在未額外準備的情況下取得 TOEIC 960 分（圖三），這項能力源於長期閱讀英文技術文件與開源社群討論的習慣，而非刻意的考試準備。技術能力、團隊協作經驗與英語溝通能力三者的交集，構成了我進入大學後持續發展的基礎。我希望繼續做一個能獨立解決問題、也能流暢地將解決方法分享出去的人。</w:t>
+      </w:r>
+    </w:p>
+    <w:p>
+      <w:pPr>
+        <w:keepNext w:val="0"/>
+        <w:keepLines w:val="0"/>
+        <w:pageBreakBefore w:val="0"/>
+        <w:widowControl w:val="1"/>
+        <w:pBdr>
+          <w:top w:space="0" w:sz="0" w:val="nil"/>
+          <w:left w:space="0" w:sz="0" w:val="nil"/>
+          <w:bottom w:space="0" w:sz="0" w:val="nil"/>
+          <w:right w:space="0" w:sz="0" w:val="nil"/>
+          <w:between w:space="0" w:sz="0" w:val="nil"/>
+        </w:pBdr>
+        <w:shd w:fill="auto" w:val="clear"/>
+        <w:spacing w:after="140" w:before="0" w:line="276" w:lineRule="auto"/>
+        <w:ind w:left="0" w:right="0" w:firstLine="0"/>
+        <w:jc w:val="left"/>
+        <w:rPr/>
+      </w:pPr>
+      <w:r>
+        <w:rPr>
+          <w:rtl w:val="0"/>
+        </w:rPr>
+      </w:r>
+      <w:r>
+        <mc:AlternateContent>
+          <mc:Choice Requires="wpg">
+            <w:drawing>
+              <wp:anchor allowOverlap="1" behindDoc="0" distB="0" distT="0" distL="0" distR="0" hidden="0" layoutInCell="1" locked="0" relativeHeight="0" simplePos="0">
+                <wp:simplePos x="0" y="0"/>
+                <wp:positionH relativeFrom="column">
+                  <wp:posOffset>1214438</wp:posOffset>
+                </wp:positionH>
+                <wp:positionV relativeFrom="paragraph">
+                  <wp:posOffset>389557</wp:posOffset>
+                </wp:positionV>
+                <wp:extent cx="1176020" cy="218166"/>
+                <wp:effectExtent b="0" l="0" r="0" t="0"/>
+                <wp:wrapNone/>
                 <wp:docPr id="1" name=""/>
                 <a:graphic>
                   <a:graphicData uri="http://schemas.microsoft.com/office/word/2010/wordprocessingShape">
@@ -107,33 +344,7 @@
                                 <w:sz w:val="24"/>
                                 <w:vertAlign w:val="baseline"/>
                               </w:rPr>
-                              <w:t xml:space="preserve">圖</w:t>
-                            </w:r>
-                            <w:r>
-                              <w:rPr>
-                                <w:rFonts w:ascii="Calibri" w:cs="Calibri" w:eastAsia="Calibri" w:hAnsi="Calibri"/>
-                                <w:b w:val="0"/>
-                                <w:i w:val="0"/>
-                                <w:smallCaps w:val="0"/>
-                                <w:strike w:val="0"/>
-                                <w:color w:val="000000"/>
-                                <w:sz w:val="24"/>
-                                <w:vertAlign w:val="baseline"/>
-                              </w:rPr>
-                              <w:t xml:space="preserve">一</w:t>
-                            </w:r>
-                            <w:r>
-                              <w:rPr>
-                                <w:rFonts w:ascii="Calibri" w:cs="Calibri" w:eastAsia="Calibri" w:hAnsi="Calibri"/>
-                                <w:b w:val="0"/>
-                                <w:i w:val="0"/>
-                                <w:smallCaps w:val="0"/>
-                                <w:strike w:val="0"/>
-                                <w:color w:val="000000"/>
-                                <w:sz w:val="24"/>
-                                <w:vertAlign w:val="baseline"/>
-                              </w:rPr>
-                              <w:t xml:space="preserve">⬇</w:t>
+                              <w:t xml:space="preserve">圖二⬇</w:t>
                             </w:r>
                           </w:p>
                         </w:txbxContent>
@@ -152,20 +363,20 @@
               <wp:anchor allowOverlap="1" behindDoc="0" distB="0" distT="0" distL="0" distR="0" hidden="0" layoutInCell="1" locked="0" relativeHeight="0" simplePos="0">
                 <wp:simplePos x="0" y="0"/>
                 <wp:positionH relativeFrom="column">
-                  <wp:posOffset>5429250</wp:posOffset>
+                  <wp:posOffset>1214438</wp:posOffset>
                 </wp:positionH>
                 <wp:positionV relativeFrom="paragraph">
-                  <wp:posOffset>1038225</wp:posOffset>
+                  <wp:posOffset>389557</wp:posOffset>
                 </wp:positionV>
-                <wp:extent cx="1166495" cy="208641"/>
+                <wp:extent cx="1176020" cy="218166"/>
                 <wp:effectExtent b="0" l="0" r="0" t="0"/>
-                <wp:wrapSquare wrapText="bothSides" distB="0" distT="0" distL="0" distR="0"/>
-                <wp:docPr id="1" name="image2.png"/>
+                <wp:wrapNone/>
+                <wp:docPr id="1" name="image4.png"/>
                 <a:graphic>
                   <a:graphicData uri="http://schemas.openxmlformats.org/drawingml/2006/picture">
                     <pic:pic>
                       <pic:nvPicPr>
-                        <pic:cNvPr id="0" name="image2.png"/>
+                        <pic:cNvPr id="0" name="image4.png"/>
                         <pic:cNvPicPr preferRelativeResize="0"/>
                       </pic:nvPicPr>
                       <pic:blipFill>
@@ -178,7 +389,7 @@
                       <pic:spPr>
                         <a:xfrm>
                           <a:off x="0" y="0"/>
-                          <a:ext cx="1166495" cy="208641"/>
+                          <a:ext cx="1176020" cy="218166"/>
                         </a:xfrm>
                         <a:prstGeom prst="rect"/>
                         <a:ln/>
@@ -192,151 +403,26 @@
         </mc:AlternateContent>
       </w:r>
       <w:r>
-        <w:drawing>
-          <wp:anchor allowOverlap="1" behindDoc="0" distB="114300" distT="114300" distL="114300" distR="114300" hidden="0" layoutInCell="1" locked="0" relativeHeight="0" simplePos="0">
-            <wp:simplePos x="0" y="0"/>
-            <wp:positionH relativeFrom="column">
-              <wp:posOffset>5038725</wp:posOffset>
-            </wp:positionH>
-            <wp:positionV relativeFrom="paragraph">
-              <wp:posOffset>1390650</wp:posOffset>
-            </wp:positionV>
-            <wp:extent cx="1325218" cy="3904298"/>
-            <wp:effectExtent b="0" l="0" r="0" t="0"/>
-            <wp:wrapSquare wrapText="bothSides" distB="114300" distT="114300" distL="114300" distR="114300"/>
-            <wp:docPr id="4" name="image4.png"/>
-            <a:graphic>
-              <a:graphicData uri="http://schemas.openxmlformats.org/drawingml/2006/picture">
-                <pic:pic>
-                  <pic:nvPicPr>
-                    <pic:cNvPr id="0" name="image4.png"/>
-                    <pic:cNvPicPr preferRelativeResize="0"/>
-                  </pic:nvPicPr>
-                  <pic:blipFill>
-                    <a:blip r:embed="rId7"/>
-                    <a:srcRect b="0" l="0" r="0" t="0"/>
-                    <a:stretch>
-                      <a:fillRect/>
-                    </a:stretch>
-                  </pic:blipFill>
-                  <pic:spPr>
-                    <a:xfrm>
-                      <a:off x="0" y="0"/>
-                      <a:ext cx="1325218" cy="3904298"/>
-                    </a:xfrm>
-                    <a:prstGeom prst="rect"/>
-                    <a:ln/>
-                  </pic:spPr>
-                </pic:pic>
-              </a:graphicData>
-            </a:graphic>
-          </wp:anchor>
-        </w:drawing>
-      </w:r>
-    </w:p>
-    <w:p>
-      <w:pPr>
-        <w:spacing w:after="240" w:before="240" w:line="276" w:lineRule="auto"/>
-        <w:rPr>
-          <w:b w:val="1"/>
-          <w:bCs w:val="1"/>
-        </w:rPr>
-      </w:pPr>
-      <w:r>
-        <w:rPr>
-          <w:b w:val="1"/>
-          <w:bCs w:val="1"/>
-          <w:rtl w:val="0"/>
-        </w:rPr>
-        <w:t xml:space="preserve">團隊實戰：pygame 專案與電算社</w:t>
-      </w:r>
-    </w:p>
-    <w:p>
-      <w:pPr>
-        <w:spacing w:after="240" w:before="240" w:line="276" w:lineRule="auto"/>
-        <w:rPr/>
-      </w:pPr>
-      <w:r>
-        <w:rPr>
-          <w:rtl w:val="0"/>
-        </w:rPr>
-        <w:t xml:space="preserve">高一加入電算社，隔年寒假參與社團靜態展製作——以 pygame 開發一款小型遊戲作為社團代表作品。我擔任組長並主導整體架構設計與核心程式開發，組員負責測試與除錯回饋。過程中最大的挑戰不是技術本身，而是團隊協作：成員對 git 協作流程不熟悉，初期便出現權限設定錯誤與程式碼衝突。我因此學會在「自己寫比較快」和「帶著組員一起完成」之間找平衡——先建立統一的分支規範，再將任務拆分為可獨立測試的模組。這段經驗讓我理解到，真正的團隊開發能力不只是寫程式，更是把工程流程拆解到每個人都能參與的程度。這也影響了我後來寫程式的習慣——變數命名、註解、commit message 都以「別人讀得懂」為標準，因為我學到最難維護的程式碼是只有自己看得懂的那種。（圖二：遊戲畫面）</w:t>
-      </w:r>
-    </w:p>
-    <w:p>
-      <w:pPr>
-        <w:spacing w:after="240" w:before="240" w:line="276" w:lineRule="auto"/>
-        <w:rPr>
-          <w:b w:val="1"/>
-          <w:bCs w:val="1"/>
-        </w:rPr>
-      </w:pPr>
-      <w:r>
-        <w:rPr>
-          <w:b w:val="1"/>
-          <w:bCs w:val="1"/>
-          <w:rtl w:val="0"/>
-        </w:rPr>
-        <w:t xml:space="preserve">跨領域能力與總結</w:t>
-      </w:r>
-    </w:p>
-    <w:p>
-      <w:pPr>
-        <w:spacing w:after="240" w:before="240" w:line="276" w:lineRule="auto"/>
-        <w:rPr/>
-      </w:pPr>
-      <w:r>
-        <w:rPr>
-          <w:rtl w:val="0"/>
-        </w:rPr>
-        <w:t xml:space="preserve">在技術學習之外，我也重視語言作為工具的實際應用。我在未額外準備的情況下取得 TOEIC 960 分（圖三），這項能力源於長期閱讀英文技術文件與開源社群討論的習慣，而非刻意的考試準備。技術能力、團隊協作經驗與英語溝通能力三者的交集，構成了我進入大學後持續發展的基礎——我希望繼續做一個能獨立解決問題、也能把解法分享出去的人。</w:t>
-      </w:r>
-    </w:p>
-    <w:p>
-      <w:pPr>
-        <w:keepNext w:val="0"/>
-        <w:keepLines w:val="0"/>
-        <w:pageBreakBefore w:val="0"/>
-        <w:widowControl w:val="1"/>
-        <w:pBdr>
-          <w:top w:space="0" w:sz="0" w:val="nil"/>
-          <w:left w:space="0" w:sz="0" w:val="nil"/>
-          <w:bottom w:space="0" w:sz="0" w:val="nil"/>
-          <w:right w:space="0" w:sz="0" w:val="nil"/>
-          <w:between w:space="0" w:sz="0" w:val="nil"/>
-        </w:pBdr>
-        <w:shd w:fill="auto" w:val="clear"/>
-        <w:spacing w:after="140" w:before="0" w:line="276" w:lineRule="auto"/>
-        <w:ind w:left="0" w:right="0" w:firstLine="0"/>
-        <w:jc w:val="left"/>
-        <w:rPr/>
-      </w:pPr>
-      <w:r>
-        <w:rPr>
-          <w:rtl w:val="0"/>
-        </w:rPr>
-      </w:r>
-      <w:r>
         <mc:AlternateContent>
           <mc:Choice Requires="wpg">
             <w:drawing>
               <wp:anchor allowOverlap="1" behindDoc="0" distB="0" distT="0" distL="0" distR="0" hidden="0" layoutInCell="1" locked="0" relativeHeight="0" simplePos="0">
                 <wp:simplePos x="0" y="0"/>
                 <wp:positionH relativeFrom="column">
-                  <wp:posOffset>1219200</wp:posOffset>
+                  <wp:posOffset>4786313</wp:posOffset>
                 </wp:positionH>
                 <wp:positionV relativeFrom="paragraph">
-                  <wp:posOffset>394320</wp:posOffset>
+                  <wp:posOffset>385763</wp:posOffset>
                 </wp:positionV>
-                <wp:extent cx="1166495" cy="208641"/>
+                <wp:extent cx="1176020" cy="218166"/>
                 <wp:effectExtent b="0" l="0" r="0" t="0"/>
                 <wp:wrapNone/>
-                <wp:docPr id="2" name=""/>
+                <wp:docPr id="3" name=""/>
                 <a:graphic>
                   <a:graphicData uri="http://schemas.microsoft.com/office/word/2010/wordprocessingShape">
                     <wps:wsp>
                       <wps:cNvSpPr/>
-                      <wps:cNvPr id="2" name="Shape 2"/>
+                      <wps:cNvPr id="4" name="Shape 4"/>
                       <wps:spPr>
                         <a:xfrm>
                           <a:off x="4767840" y="3682800"/>
@@ -370,33 +456,7 @@
                                 <w:sz w:val="24"/>
                                 <w:vertAlign w:val="baseline"/>
                               </w:rPr>
-                              <w:t xml:space="preserve">圖</w:t>
-                            </w:r>
-                            <w:r>
-                              <w:rPr>
-                                <w:rFonts w:ascii="Calibri" w:cs="Calibri" w:eastAsia="Calibri" w:hAnsi="Calibri"/>
-                                <w:b w:val="0"/>
-                                <w:i w:val="0"/>
-                                <w:smallCaps w:val="0"/>
-                                <w:strike w:val="0"/>
-                                <w:color w:val="000000"/>
-                                <w:sz w:val="24"/>
-                                <w:vertAlign w:val="baseline"/>
-                              </w:rPr>
-                              <w:t xml:space="preserve">二</w:t>
-                            </w:r>
-                            <w:r>
-                              <w:rPr>
-                                <w:rFonts w:ascii="Calibri" w:cs="Calibri" w:eastAsia="Calibri" w:hAnsi="Calibri"/>
-                                <w:b w:val="0"/>
-                                <w:i w:val="0"/>
-                                <w:smallCaps w:val="0"/>
-                                <w:strike w:val="0"/>
-                                <w:color w:val="000000"/>
-                                <w:sz w:val="24"/>
-                                <w:vertAlign w:val="baseline"/>
-                              </w:rPr>
-                              <w:t xml:space="preserve">⬇</w:t>
+                              <w:t xml:space="preserve">圖三⬇</w:t>
                             </w:r>
                           </w:p>
                         </w:txbxContent>
@@ -415,20 +475,20 @@
               <wp:anchor allowOverlap="1" behindDoc="0" distB="0" distT="0" distL="0" distR="0" hidden="0" layoutInCell="1" locked="0" relativeHeight="0" simplePos="0">
                 <wp:simplePos x="0" y="0"/>
                 <wp:positionH relativeFrom="column">
-                  <wp:posOffset>1219200</wp:posOffset>
+                  <wp:posOffset>4786313</wp:posOffset>
                 </wp:positionH>
                 <wp:positionV relativeFrom="paragraph">
-                  <wp:posOffset>394320</wp:posOffset>
+                  <wp:posOffset>385763</wp:posOffset>
                 </wp:positionV>
-                <wp:extent cx="1166495" cy="208641"/>
+                <wp:extent cx="1176020" cy="218166"/>
                 <wp:effectExtent b="0" l="0" r="0" t="0"/>
                 <wp:wrapNone/>
-                <wp:docPr id="2" name="image3.png"/>
+                <wp:docPr id="3" name="image6.png"/>
                 <a:graphic>
                   <a:graphicData uri="http://schemas.openxmlformats.org/drawingml/2006/picture">
                     <pic:pic>
                       <pic:nvPicPr>
-                        <pic:cNvPr id="0" name="image3.png"/>
+                        <pic:cNvPr id="0" name="image6.png"/>
                         <pic:cNvPicPr preferRelativeResize="0"/>
                       </pic:nvPicPr>
                       <pic:blipFill>
@@ -441,7 +501,7 @@
                       <pic:spPr>
                         <a:xfrm>
                           <a:off x="0" y="0"/>
-                          <a:ext cx="1166495" cy="208641"/>
+                          <a:ext cx="1176020" cy="218166"/>
                         </a:xfrm>
                         <a:prstGeom prst="rect"/>
                         <a:ln/>
@@ -455,149 +515,11 @@
         </mc:AlternateContent>
       </w:r>
       <w:r>
-        <mc:AlternateContent>
-          <mc:Choice Requires="wpg">
-            <w:drawing>
-              <wp:anchor allowOverlap="1" behindDoc="0" distB="0" distT="0" distL="0" distR="0" hidden="0" layoutInCell="1" locked="0" relativeHeight="0" simplePos="0">
-                <wp:simplePos x="0" y="0"/>
-                <wp:positionH relativeFrom="column">
-                  <wp:posOffset>4791075</wp:posOffset>
-                </wp:positionH>
-                <wp:positionV relativeFrom="paragraph">
-                  <wp:posOffset>390525</wp:posOffset>
-                </wp:positionV>
-                <wp:extent cx="1166495" cy="208641"/>
-                <wp:effectExtent b="0" l="0" r="0" t="0"/>
-                <wp:wrapNone/>
-                <wp:docPr id="3" name=""/>
-                <a:graphic>
-                  <a:graphicData uri="http://schemas.microsoft.com/office/word/2010/wordprocessingShape">
-                    <wps:wsp>
-                      <wps:cNvSpPr/>
-                      <wps:cNvPr id="2" name="Shape 2"/>
-                      <wps:spPr>
-                        <a:xfrm>
-                          <a:off x="4767840" y="3682800"/>
-                          <a:ext cx="1156320" cy="194400"/>
-                        </a:xfrm>
-                        <a:prstGeom prst="rect">
-                          <a:avLst/>
-                        </a:prstGeom>
-                        <a:noFill/>
-                        <a:ln>
-                          <a:noFill/>
-                        </a:ln>
-                      </wps:spPr>
-                      <wps:txbx>
-                        <w:txbxContent>
-                          <w:p>
-                            <w:pPr>
-                              <w:spacing w:after="0" w:before="0" w:line="240"/>
-                              <w:ind w:left="0" w:right="0" w:firstLine="0"/>
-                              <w:jc w:val="left"/>
-                              <w:textDirection w:val="btLr"/>
-                            </w:pPr>
-                            <w:r>
-                              <w:rPr>
-                                <w:rFonts w:ascii="Calibri" w:cs="Calibri" w:eastAsia="Calibri" w:hAnsi="Calibri"/>
-                                <w:b w:val="0"/>
-                                <w:i w:val="0"/>
-                                <w:smallCaps w:val="0"/>
-                                <w:strike w:val="0"/>
-                                <w:color w:val="000000"/>
-                                <w:sz w:val="24"/>
-                                <w:vertAlign w:val="baseline"/>
-                              </w:rPr>
-                              <w:t xml:space="preserve">圖</w:t>
-                            </w:r>
-                            <w:r>
-                              <w:rPr>
-                                <w:rFonts w:ascii="Calibri" w:cs="Calibri" w:eastAsia="Calibri" w:hAnsi="Calibri"/>
-                                <w:b w:val="0"/>
-                                <w:i w:val="0"/>
-                                <w:smallCaps w:val="0"/>
-                                <w:strike w:val="0"/>
-                                <w:color w:val="000000"/>
-                                <w:sz w:val="24"/>
-                                <w:vertAlign w:val="baseline"/>
-                              </w:rPr>
-                              <w:t xml:space="preserve">三</w:t>
-                            </w:r>
-                            <w:r>
-                              <w:rPr>
-                                <w:rFonts w:ascii="Calibri" w:cs="Calibri" w:eastAsia="Calibri" w:hAnsi="Calibri"/>
-                                <w:b w:val="0"/>
-                                <w:i w:val="0"/>
-                                <w:smallCaps w:val="0"/>
-                                <w:strike w:val="0"/>
-                                <w:color w:val="000000"/>
-                                <w:sz w:val="24"/>
-                                <w:vertAlign w:val="baseline"/>
-                              </w:rPr>
-                              <w:t xml:space="preserve">⬇</w:t>
-                            </w:r>
-                          </w:p>
-                        </w:txbxContent>
-                      </wps:txbx>
-                      <wps:bodyPr anchorCtr="0" anchor="t" bIns="0" lIns="0" spcFirstLastPara="1" rIns="0" wrap="square" tIns="0">
-                        <a:noAutofit/>
-                      </wps:bodyPr>
-                    </wps:wsp>
-                  </a:graphicData>
-                </a:graphic>
-              </wp:anchor>
-            </w:drawing>
-          </mc:Choice>
-          <mc:Fallback>
-            <w:drawing>
-              <wp:anchor allowOverlap="1" behindDoc="0" distB="0" distT="0" distL="0" distR="0" hidden="0" layoutInCell="1" locked="0" relativeHeight="0" simplePos="0">
-                <wp:simplePos x="0" y="0"/>
-                <wp:positionH relativeFrom="column">
-                  <wp:posOffset>4791075</wp:posOffset>
-                </wp:positionH>
-                <wp:positionV relativeFrom="paragraph">
-                  <wp:posOffset>390525</wp:posOffset>
-                </wp:positionV>
-                <wp:extent cx="1166495" cy="208641"/>
-                <wp:effectExtent b="0" l="0" r="0" t="0"/>
-                <wp:wrapNone/>
-                <wp:docPr id="3" name="image5.png"/>
-                <a:graphic>
-                  <a:graphicData uri="http://schemas.openxmlformats.org/drawingml/2006/picture">
-                    <pic:pic>
-                      <pic:nvPicPr>
-                        <pic:cNvPr id="0" name="image5.png"/>
-                        <pic:cNvPicPr preferRelativeResize="0"/>
-                      </pic:nvPicPr>
-                      <pic:blipFill>
-                        <a:blip r:embed="rId6"/>
-                        <a:srcRect/>
-                        <a:stretch>
-                          <a:fillRect/>
-                        </a:stretch>
-                      </pic:blipFill>
-                      <pic:spPr>
-                        <a:xfrm>
-                          <a:off x="0" y="0"/>
-                          <a:ext cx="1166495" cy="208641"/>
-                        </a:xfrm>
-                        <a:prstGeom prst="rect"/>
-                        <a:ln/>
-                      </pic:spPr>
-                    </pic:pic>
-                  </a:graphicData>
-                </a:graphic>
-              </wp:anchor>
-            </w:drawing>
-          </mc:Fallback>
-        </mc:AlternateContent>
-      </w:r>
-      <w:r>
         <w:drawing>
           <wp:anchor allowOverlap="1" behindDoc="0" distB="0" distT="0" distL="0" distR="0" hidden="0" layoutInCell="1" locked="0" relativeHeight="0" simplePos="0">
             <wp:simplePos x="0" y="0"/>
             <wp:positionH relativeFrom="column">
-              <wp:posOffset>-342899</wp:posOffset>
+              <wp:posOffset>-342898</wp:posOffset>
             </wp:positionH>
             <wp:positionV relativeFrom="paragraph">
               <wp:posOffset>962025</wp:posOffset>
@@ -605,12 +527,12 @@
             <wp:extent cx="3418205" cy="2136775"/>
             <wp:effectExtent b="0" l="0" r="0" t="0"/>
             <wp:wrapSquare wrapText="bothSides" distB="0" distT="0" distL="0" distR="0"/>
-            <wp:docPr id="6" name="image6.png"/>
+            <wp:docPr id="6" name="image3.png"/>
             <a:graphic>
               <a:graphicData uri="http://schemas.openxmlformats.org/drawingml/2006/picture">
                 <pic:pic>
                   <pic:nvPicPr>
-                    <pic:cNvPr id="0" name="image6.png"/>
+                    <pic:cNvPr id="0" name="image3.png"/>
                     <pic:cNvPicPr preferRelativeResize="0"/>
                   </pic:nvPicPr>
                   <pic:blipFill>
